--- a/ru/discovery-articles/4.13 Переливание крови.docx
+++ b/ru/discovery-articles/4.13 Переливание крови.docx
@@ -4,136 +4,103 @@
   <w:body>
     <w:p>
       <w:pPr>
-        <w:spacing w:before="0" w:after="80"/>
+        <w:pStyle w:val="Title"/>
+        <w:widowControl/>
       </w:pPr>
       <w:r>
-        <w:rPr>
-          <w:rFonts w:ascii="Calibri" w:hAnsi="Calibri" w:cs="Calibri"/>
-          <w:b/>
-          <w:color w:val="2E74B5"/>
-          <w:sz w:val="20"/>
-        </w:rPr>
-        <w:t>4. Медицина, биология и общественное здравоохранение</w:t>
+        <w:t>4.13 Переливание крови</w:t>
       </w:r>
     </w:p>
     <w:p>
       <w:pPr>
         <w:keepNext/>
-        <w:spacing w:before="0" w:after="120"/>
+        <w:widowControl/>
       </w:pPr>
       <w:r>
         <w:rPr>
-          <w:rFonts w:ascii="Calibri" w:hAnsi="Calibri" w:cs="Calibri"/>
-          <w:b/>
-          <w:color w:val="0B2545"/>
-          <w:sz w:val="48"/>
+          <w:sz w:val="20"/>
         </w:rPr>
-        <w:t>4.13 Переливание крови</w:t>
+        <w:t>4. Медицина, биология и общественное здоровье</w:t>
       </w:r>
     </w:p>
     <w:p>
       <w:pPr>
-        <w:spacing w:before="0" w:after="200" w:line="276" w:lineRule="auto"/>
+        <w:keepNext/>
+        <w:widowControl/>
       </w:pPr>
       <w:r>
         <w:rPr>
-          <w:rFonts w:ascii="Calibri" w:hAnsi="Calibri" w:cs="Calibri"/>
-          <w:i/>
-          <w:color w:val="666666"/>
-          <w:sz w:val="21"/>
+          <w:sz w:val="20"/>
         </w:rPr>
-        <w:t>Период: опыты XVII века; начало XX века — открытие групп крови; середина XX века — создание служб крови | Ключевые фигуры: Джеймс Бланделл; Карл Ландштейнер; Ричард Льюисон; основатели банков крови, в том числе Бернард Фантус; многочисленные коллективы трансфузиологов</w:t>
+        <w:t>Период: опыты XVII века; начало XX века — группы крови; середина XX века — банки крови | Основные участники: Джеймс Бланделл, Карл Ландштейнер, Ричард Льюисон, Бернард Фантус и многочисленные команды трансфузиологии</w:t>
       </w:r>
     </w:p>
     <w:p>
       <w:pPr>
-        <w:spacing w:before="0" w:after="200" w:line="300" w:lineRule="auto"/>
+        <w:widowControl/>
       </w:pPr>
       <w:r>
-        <w:rPr>
-          <w:rFonts w:ascii="Calibri" w:hAnsi="Calibri" w:cs="Calibri"/>
-          <w:color w:val="0B2545"/>
-          <w:sz w:val="23"/>
-        </w:rPr>
-        <w:t>При переливании донорская кровь поступает в кровоток пациента, чтобы восполнить кровопотерю или лечить заболевание. Открытие групп крови, применение антикоагулянтов и создание банков крови превратили рискованный опыт в обычный метод больничной помощи.</w:t>
+        <w:t>Переливание вводит донорскую кровь в кровообращение пациента для возмещения потери или лечения. Группы крови, противосвёртывающие вещества и банки хранения превратили опасный опыт в обычное больничное средство.</w:t>
       </w:r>
     </w:p>
     <w:p>
       <w:pPr>
         <w:pStyle w:val="Heading1"/>
+        <w:widowControl/>
       </w:pPr>
       <w:r>
-        <w:t>Ключевые факты</w:t>
+        <w:t>Кратко о главном</w:t>
       </w:r>
     </w:p>
     <w:p>
       <w:pPr>
-        <w:keepLines/>
-        <w:spacing w:after="80" w:line="300" w:lineRule="auto"/>
-        <w:numPr>
-          <w:ilvl w:val="0"/>
-          <w:numId w:val="10"/>
-        </w:numPr>
+        <w:pStyle w:val="ListBullet"/>
+        <w:widowControl/>
       </w:pPr>
       <w:r>
-        <w:t>До открытия групп крови первые переливания от животных человеку и от человека человеку нередко заканчивались смертью.</w:t>
+        <w:t>До определения групп ранние переливания от животных и людей нередко заканчивались смертью.</w:t>
       </w:r>
     </w:p>
     <w:p>
       <w:pPr>
-        <w:keepLines/>
-        <w:spacing w:after="80" w:line="300" w:lineRule="auto"/>
-        <w:numPr>
-          <w:ilvl w:val="0"/>
-          <w:numId w:val="10"/>
-        </w:numPr>
+        <w:pStyle w:val="ListBullet"/>
+        <w:widowControl/>
       </w:pPr>
       <w:r>
-        <w:t>В 1901 году Карл Ландштейнер описал систему групп крови ABO и тем самым объяснил многие случаи несовместимости.</w:t>
+        <w:t>В 1901 году Ландштейнер описал группы системы ABO, объяснив многие несовместимости.</w:t>
       </w:r>
     </w:p>
     <w:p>
       <w:pPr>
-        <w:keepLines/>
-        <w:spacing w:after="80" w:line="300" w:lineRule="auto"/>
-        <w:numPr>
-          <w:ilvl w:val="0"/>
-          <w:numId w:val="10"/>
-        </w:numPr>
+        <w:pStyle w:val="ListBullet"/>
+        <w:widowControl/>
       </w:pPr>
       <w:r>
-        <w:t>Цитрат натрия и другие антикоагулянты позволили некоторое время хранить кровь вне организма.</w:t>
+        <w:t>Цитрат натрия и другие антикоагулянты позволили некоторое время хранить кровь вне тела.</w:t>
       </w:r>
     </w:p>
     <w:p>
       <w:pPr>
-        <w:keepLines/>
-        <w:spacing w:after="80" w:line="300" w:lineRule="auto"/>
-        <w:numPr>
-          <w:ilvl w:val="0"/>
-          <w:numId w:val="10"/>
-        </w:numPr>
+        <w:pStyle w:val="ListBullet"/>
+        <w:widowControl/>
       </w:pPr>
       <w:r>
-        <w:t>Банки крови объединили определение группы, хранение и массовое снабжение — особенно важное в военное время.</w:t>
+        <w:t>Банки крови организовали определение групп, хранение и масштабное снабжение во время войн.</w:t>
       </w:r>
     </w:p>
     <w:p>
       <w:pPr>
-        <w:keepLines/>
-        <w:spacing w:after="80" w:line="300" w:lineRule="auto"/>
-        <w:numPr>
-          <w:ilvl w:val="0"/>
-          <w:numId w:val="10"/>
-        </w:numPr>
+        <w:pStyle w:val="ListBullet"/>
+        <w:widowControl/>
       </w:pPr>
       <w:r>
-        <w:t>Позднее проверка донорской крови на возбудителей инфекций значительно повысила безопасность переливаний.</w:t>
+        <w:t>Позднее проверка возбудителей повысила безопасность для получателей.</w:t>
       </w:r>
     </w:p>
     <w:p>
       <w:pPr>
         <w:pStyle w:val="Heading1"/>
+        <w:widowControl/>
       </w:pPr>
       <w:r>
         <w:t>Что это такое</w:t>
@@ -141,143 +108,101 @@
     </w:p>
     <w:p>
       <w:pPr>
-        <w:keepLines w:val="0"/>
+        <w:widowControl/>
       </w:pPr>
       <w:r>
-        <w:t>Переливание крови — это введение в вену пациента цельной донорской крови или отдельных её компонентов: эритроцитов, плазмы либо тромбоцитов. Перед процедурой проверяют совместимость донора и реципиента, чтобы иммунная система не атаковала чужие клетки.</w:t>
-      </w:r>
-    </w:p>
-    <w:p>
-      <w:pPr>
-        <w:keepLines w:val="0"/>
-      </w:pPr>
-      <w:r>
-        <w:t>Антикоагулянты не дают крови свернуться, а охлаждение сохраняет её пригодной между забором и введением. Образно говоря, организм на время получает часть чужой «реки жизни». Этот метод соединяет иммунологию, правила стерильности и сложную систему хранения и доставки.</w:t>
+        <w:t>Переливание — введение в вену цельной крови или компонентов: эритроцитов, плазмы, тромбоцитов. При проверке совместимости подбирают кровь для пациента, чтобы избежать иммунной атаки на чужие клетки. Антикоагулянты, препятствующие свёртыванию, и холод сохраняют пригодность между сдачей и введением. Образно человек временно получает часть чужой «реки жизни». Метод соединяет иммунологию, стерильность и логистику.</w:t>
       </w:r>
     </w:p>
     <w:p>
       <w:pPr>
         <w:pStyle w:val="Heading1"/>
+        <w:widowControl/>
       </w:pPr>
       <w:r>
-        <w:t>Кто это открыл или изобрёл</w:t>
+        <w:t>Кто открыл или изобрёл</w:t>
       </w:r>
     </w:p>
     <w:p>
       <w:pPr>
-        <w:keepLines w:val="0"/>
+        <w:widowControl/>
       </w:pPr>
       <w:r>
-        <w:t>В XVII веке исследователи пытались переливать людям кровь животных, часто с трагическими последствиями. В начале XIX века Джеймс Бланделл вернулся к переливанию от человека человеку, стремясь спасать женщин с послеродовым кровотечением. Открытие Ландштейнером групп крови сделало возможным обоснованный подбор доноров; позднее были выявлены резус-фактор и другие системы совместимости.</w:t>
-      </w:r>
-    </w:p>
-    <w:p>
-      <w:pPr>
-        <w:keepLines w:val="0"/>
-      </w:pPr>
-      <w:r>
-        <w:t>Льюисон и его современники внедряли цитратные антикоагулянты, а Фантус и военные медицинские службы создавали банки крови. Незаметными соавторами этого метода стали и сами доноры — как безвозмездные, так и платные. У терапии, основанной на целой цепочке мер безопасности, нет единственного создателя.</w:t>
+        <w:t>В XVII веке испытывали кровь животных с тяжёлыми последствиями. В начале XIX века Бланделл возродил переливание от человека человеку при послеродовом кровотечении. Группы Ландштейнера позволили обоснованно подбирать кровь; другие исследователи открыли резус-фактор Rh и дальнейшие системы. Льюисон и современники продвигали цитрат, Фантус и военные службы создавали банки. Платные и безвозмездные доноры — незаметные соучастники достижения. У цепочки мер защиты нет одного героя.</w:t>
       </w:r>
     </w:p>
     <w:p>
       <w:pPr>
         <w:pStyle w:val="Heading1"/>
+        <w:widowControl/>
       </w:pPr>
       <w:r>
-        <w:t>Когда и как это появилось</w:t>
+        <w:t>Когда и как появилось</w:t>
       </w:r>
     </w:p>
     <w:p>
       <w:pPr>
-        <w:keepLines w:val="0"/>
+        <w:widowControl/>
       </w:pPr>
       <w:r>
-        <w:t>Первые разрозненные переливания проводились задолго до научного понимания совместимости. После 1901 года определение групп крови постепенно вошло в практику, а две мировые войны ускорили развитие банков крови и применение отдельных компонентов. Пластиковые пакеты, холодильное оборудование и анализы на инфекции превратили заготовку крови в профессиональную службу.</w:t>
-      </w:r>
-    </w:p>
-    <w:p>
-      <w:pPr>
-        <w:keepLines w:val="0"/>
-      </w:pPr>
-      <w:r>
-        <w:t>Кризис, вызванный ВИЧ/СПИДом, заставил резко ужесточить отбор доноров и лабораторный контроль. Распространение метода зависело не только от потребностей хирургии, но и от возможностей лабораторий. Так путь от отчаянных опытов со шприцем привёл к пакетам крови, которые сегодня отслеживаются по штрихкоду.</w:t>
+        <w:t>Отдельные переливания предшествовали научному подбору. После 1901 года определение групп медленно входило в практику; мировые войны ускорили создание банков и применение компонентов. Пластиковые пакеты, холодильники и анализы на возбудителей инфекций сделали работу служб крови более профессиональной и надёжной. Кризисы эпохи СПИДа — синдрома приобретённого иммунодефицита — потребовали более строгой проверки и общественного обсуждения. Распространение зависело от лабораторий не меньше хирургической нужды. Путь прошёл от отчаянного использования шприца до пакетов со штрихкодом.</w:t>
       </w:r>
     </w:p>
     <w:p>
       <w:pPr>
         <w:pStyle w:val="Heading1"/>
+        <w:widowControl/>
       </w:pPr>
       <w:r>
-        <w:t>Научное значение</w:t>
+        <w:t>Значение для науки</w:t>
       </w:r>
     </w:p>
     <w:p>
       <w:pPr>
-        <w:keepLines w:val="0"/>
+        <w:widowControl/>
       </w:pPr>
       <w:r>
-        <w:t>Трансфузиология — это иммунология и гематология в клинической практике: она изучает антигены, антитела, перекрёстные пробы и разрушение несовместимых клеток. Благодаря ей стало ясно, что кровь — не однородная жидкость, а ткань с различными иммунологическими типами.</w:t>
-      </w:r>
-    </w:p>
-    <w:p>
-      <w:pPr>
-        <w:keepLines w:val="0"/>
-      </w:pPr>
-      <w:r>
-        <w:t>Наука о хранении ищет равновесие между жизнеспособностью клеток и риском размножения бактерий. Эпидемиология инфекций, передаваемых с донорской кровью, определила состав национальных программ обследования. До появления карты совместимости Ландштейнера каждое переливание фактически оставалось игрой со случаем.</w:t>
+        <w:t>Трансфузиология применяет иммунологию и гематологию: антигены, антитела, перекрёстные пробы и изучение разрушения несовместимых клеток. Кровь оказалась не одинаковой жидкостью, а тканью с групповыми различиями. Хранение требует баланса жизнеспособности клеток и риска бактерий. Эпидемиология донорских инфекций формировала национальные наборы тестов. Без карты Ландштейнера введение было рискованной случайностью под видом помощи.</w:t>
       </w:r>
     </w:p>
     <w:p>
       <w:pPr>
         <w:pStyle w:val="Heading1"/>
+        <w:widowControl/>
       </w:pPr>
       <w:r>
-        <w:t>Влияние на последующее развитие</w:t>
+        <w:t>Влияние на дальнейшее развитие</w:t>
       </w:r>
     </w:p>
     <w:p>
       <w:pPr>
-        <w:keepLines w:val="0"/>
+        <w:widowControl/>
       </w:pPr>
       <w:r>
-        <w:t>Современная хирургия, травматология, химиотерапия и акушерство зависят от надёжного запаса крови. Фракционирование плазмы дало факторы свёртывания и иммуноглобулины, а аферез и компонентная терапия — возможность вводить именно то, чего не хватает пациенту.</w:t>
-      </w:r>
-    </w:p>
-    <w:p>
-      <w:pPr>
-        <w:keepLines w:val="0"/>
-      </w:pPr>
-      <w:r>
-        <w:t>Трансплантация органов и аппараты искусственного кровообращения унаследовали внимание к совместимости. Искусственные переносчики кислорода пока не заменили донорскую систему.</w:t>
+        <w:t>Хирургия, помощь при травмах, химиотерапия и акушерство зависят от надёжных запасов. Разделение плазмы дало факторы свёртывания и иммуноглобулины. Аферез — выделение нужных компонентов — и компонентная терапия уточнили состав вводимого. Пересадка органов и аппараты искусственного кровообращения заимствовали принцип совместимости. Исследователи продолжают разрабатывать синтетические переносчики кислорода, но надёжная система донорства по-прежнему необходима.</w:t>
       </w:r>
     </w:p>
     <w:p>
       <w:pPr>
         <w:pStyle w:val="Heading1"/>
+        <w:widowControl/>
       </w:pPr>
       <w:r>
-        <w:t>Как это изменило жизнь людей</w:t>
+        <w:t>Как изменило жизнь людей</w:t>
       </w:r>
     </w:p>
     <w:p>
       <w:pPr>
-        <w:keepLines w:val="0"/>
+        <w:widowControl/>
       </w:pPr>
       <w:r>
-        <w:t>Кровотечения и тяжёлая анемия стали реже приводить к смерти, а плановая хирургия расширилась. Донорские акции превратились в форму гражданской солидарности, хотя бывали и периоды стигматизации и несправедливого исключения отдельных групп.</w:t>
-      </w:r>
-    </w:p>
-    <w:p>
-      <w:pPr>
-        <w:keepLines w:val="0"/>
-      </w:pPr>
-      <w:r>
-        <w:t>Риск реакции или заражения сегодня очень мал, но не исчез. Группа крови стала привычной частью сведений о человеке, сохранив жизненно важное значение. Каждый день кровь одного человека поддерживает жизнь совершенно незнакомого ему другого.</w:t>
+        <w:t>Кровотечения и анемия стали менее смертельными, расширилась плановая хирургия. Донорские кампании создали общественный ритуал, иногда также стигму и исключение. У пациентов сохраняются редкие, но реальные риски реакции и инфекции. Группа крови стала привычным личным фактом с жизненно важным значением. По больничным коридорам движутся пакеты, благодаря которым кровь одного человека поддерживает незнакомого.</w:t>
       </w:r>
     </w:p>
     <w:p>
       <w:pPr>
         <w:pStyle w:val="Heading1"/>
+        <w:widowControl/>
       </w:pPr>
       <w:r>
         <w:t>Источники и литература</w:t>
@@ -286,157 +211,163 @@
     <w:p>
       <w:pPr>
         <w:pStyle w:val="Heading2"/>
+        <w:widowControl/>
       </w:pPr>
       <w:r>
-        <w:t>B. Рецензируемые статьи и оригинальные научные работы</w:t>
+        <w:rPr>
+          <w:sz w:val="20"/>
+        </w:rPr>
+        <w:t>Рецензируемые и оригинальные научные статьи</w:t>
       </w:r>
     </w:p>
     <w:p>
       <w:pPr>
-        <w:keepLines/>
-        <w:spacing w:after="80" w:line="300" w:lineRule="auto"/>
-        <w:numPr>
-          <w:ilvl w:val="0"/>
-          <w:numId w:val="11"/>
-        </w:numPr>
+        <w:widowControl/>
       </w:pPr>
       <w:r>
-        <w:t>Giangrande, Paul L. F. «The history of blood transfusion». British Journal of Haematology 110 (2000): 758–767.</w:t>
+        <w:rPr>
+          <w:sz w:val="20"/>
+        </w:rPr>
+        <w:t xml:space="preserve">1. Giangrande, Paul L. F. 'The history of blood transfusion.' British Journal of Haematology 110 (2000): 758-767. </w:t>
       </w:r>
+      <w:hyperlink r:id="rId9">
+        <w:r>
+          <w:rPr>
+            <w:sz w:val="20"/>
+          </w:rPr>
+          <w:t>https://onlinelibrary.wiley.com/doi/10.1046/j.1365-2141.2000.02139.x</w:t>
+        </w:r>
+      </w:hyperlink>
       <w:r>
-        <w:t xml:space="preserve"> </w:t>
+        <w:rPr>
+          <w:sz w:val="20"/>
+        </w:rPr>
+      </w:r>
+    </w:p>
+    <w:p>
+      <w:pPr>
+        <w:pStyle w:val="Heading2"/>
+        <w:widowControl/>
+      </w:pPr>
+      <w:r>
+        <w:rPr>
+          <w:sz w:val="20"/>
+        </w:rPr>
+        <w:t>Материалы организаций и энциклопедии</w:t>
+      </w:r>
+    </w:p>
+    <w:p>
+      <w:pPr>
+        <w:widowControl/>
+      </w:pPr>
+      <w:r>
+        <w:rPr>
+          <w:sz w:val="20"/>
+        </w:rPr>
+        <w:t xml:space="preserve">1. Encyclopaedia Britannica. 'Blood transfusion.' </w:t>
+      </w:r>
+      <w:hyperlink r:id="rId10">
+        <w:r>
+          <w:rPr>
+            <w:sz w:val="20"/>
+          </w:rPr>
+          <w:t>https://www.britannica.com/science/blood-transfusion</w:t>
+        </w:r>
+      </w:hyperlink>
+      <w:r>
+        <w:rPr>
+          <w:sz w:val="20"/>
+        </w:rPr>
+      </w:r>
+    </w:p>
+    <w:p>
+      <w:pPr>
+        <w:widowControl/>
+      </w:pPr>
+      <w:r>
+        <w:rPr>
+          <w:sz w:val="20"/>
+        </w:rPr>
+        <w:t xml:space="preserve">2. Encyclopaedia Britannica. 'Karl Landsteiner.' </w:t>
       </w:r>
       <w:hyperlink r:id="rId11">
         <w:r>
           <w:rPr>
-            <w:color w:val="0563C1"/>
-            <w:u w:val="single"/>
+            <w:sz w:val="20"/>
           </w:rPr>
-          <w:t>https://onlinelibrary.wiley.com/doi/10.1046/j.1365-2141.2000.02139.x</w:t>
+          <w:t>https://www.britannica.com/biography/Karl-Landsteiner</w:t>
         </w:r>
       </w:hyperlink>
+      <w:r>
+        <w:rPr>
+          <w:sz w:val="20"/>
+        </w:rPr>
+      </w:r>
     </w:p>
     <w:p>
       <w:pPr>
         <w:pStyle w:val="Heading2"/>
+        <w:widowControl/>
       </w:pPr>
       <w:r>
-        <w:t>C. Материалы научных учреждений и энциклопедий</w:t>
+        <w:rPr>
+          <w:sz w:val="20"/>
+        </w:rPr>
+        <w:t>Материалы музеев, архивов и библиотек</w:t>
       </w:r>
     </w:p>
     <w:p>
       <w:pPr>
-        <w:keepLines/>
-        <w:spacing w:after="80" w:line="300" w:lineRule="auto"/>
-        <w:numPr>
-          <w:ilvl w:val="0"/>
-          <w:numId w:val="12"/>
-        </w:numPr>
+        <w:widowControl/>
       </w:pPr>
       <w:r>
-        <w:t>Encyclopaedia Britannica. «Blood transfusion».</w:t>
-      </w:r>
-      <w:r>
-        <w:t xml:space="preserve"> </w:t>
+        <w:rPr>
+          <w:sz w:val="20"/>
+        </w:rPr>
+        <w:t xml:space="preserve">1. American Red Cross. History of blood donation and transfusion services. </w:t>
       </w:r>
       <w:hyperlink r:id="rId12">
         <w:r>
           <w:rPr>
-            <w:color w:val="0563C1"/>
-            <w:u w:val="single"/>
+            <w:sz w:val="20"/>
           </w:rPr>
-          <w:t>https://www.britannica.com/science/blood-transfusion</w:t>
+          <w:t>https://www.redcrossblood.org/local-homepage/news/article/blood-donation-history.html</w:t>
         </w:r>
       </w:hyperlink>
+      <w:r>
+        <w:rPr>
+          <w:sz w:val="20"/>
+        </w:rPr>
+      </w:r>
     </w:p>
     <w:p>
       <w:pPr>
-        <w:keepLines/>
-        <w:spacing w:after="80" w:line="300" w:lineRule="auto"/>
-        <w:numPr>
-          <w:ilvl w:val="0"/>
-          <w:numId w:val="12"/>
-        </w:numPr>
+        <w:widowControl/>
       </w:pPr>
       <w:r>
-        <w:t>Encyclopaedia Britannica. «Karl Landsteiner».</w:t>
-      </w:r>
-      <w:r>
-        <w:t xml:space="preserve"> </w:t>
+        <w:rPr>
+          <w:sz w:val="20"/>
+        </w:rPr>
+        <w:t xml:space="preserve">2. Nobel Prize. Karl Landsteiner (1930) facts. </w:t>
       </w:r>
       <w:hyperlink r:id="rId13">
         <w:r>
           <w:rPr>
-            <w:color w:val="0563C1"/>
-            <w:u w:val="single"/>
-          </w:rPr>
-          <w:t>https://www.britannica.com/biography/Karl-Landsteiner</w:t>
-        </w:r>
-      </w:hyperlink>
-    </w:p>
-    <w:p>
-      <w:pPr>
-        <w:pStyle w:val="Heading2"/>
-      </w:pPr>
-      <w:r>
-        <w:t>D. Материалы музеев, архивов и библиотек</w:t>
-      </w:r>
-    </w:p>
-    <w:p>
-      <w:pPr>
-        <w:keepLines/>
-        <w:spacing w:after="80" w:line="300" w:lineRule="auto"/>
-        <w:numPr>
-          <w:ilvl w:val="0"/>
-          <w:numId w:val="13"/>
-        </w:numPr>
-      </w:pPr>
-      <w:r>
-        <w:t>Американский Красный Крест. История донорства крови и службы переливания.</w:t>
-      </w:r>
-      <w:r>
-        <w:t xml:space="preserve"> </w:t>
-      </w:r>
-      <w:hyperlink r:id="rId14">
-        <w:r>
-          <w:rPr>
-            <w:color w:val="0563C1"/>
-            <w:u w:val="single"/>
-          </w:rPr>
-          <w:t>https://www.redcrossblood.org/local-homepage/news/article/blood-donation-history.html</w:t>
-        </w:r>
-      </w:hyperlink>
-    </w:p>
-    <w:p>
-      <w:pPr>
-        <w:keepLines/>
-        <w:spacing w:after="80" w:line="300" w:lineRule="auto"/>
-        <w:numPr>
-          <w:ilvl w:val="0"/>
-          <w:numId w:val="13"/>
-        </w:numPr>
-      </w:pPr>
-      <w:r>
-        <w:t>Нобелевская премия. Карл Ландштейнер: сведения о лауреате 1930 года.</w:t>
-      </w:r>
-      <w:r>
-        <w:t xml:space="preserve"> </w:t>
-      </w:r>
-      <w:hyperlink r:id="rId15">
-        <w:r>
-          <w:rPr>
-            <w:color w:val="0563C1"/>
-            <w:u w:val="single"/>
+            <w:sz w:val="20"/>
           </w:rPr>
           <w:t>https://www.nobelprize.org/prizes/medicine/1930/landsteiner/facts/</w:t>
         </w:r>
       </w:hyperlink>
+      <w:r>
+        <w:rPr>
+          <w:sz w:val="20"/>
+        </w:rPr>
+      </w:r>
     </w:p>
     <w:sectPr>
-      <w:headerReference w:type="default" r:id="rId9"/>
-      <w:footerReference w:type="default" r:id="rId10"/>
-      <w:pgSz w:w="12240" w:h="15840"/>
-      <w:pgMar w:top="1440" w:right="1440" w:bottom="1440" w:left="1440" w:header="708" w:footer="708" w:gutter="0"/>
+      <w:footerReference w:type="default" r:id="rId14"/>
+      <w:pgSz w:w="11906" w:h="16838"/>
+      <w:pgMar w:top="1020" w:right="1134" w:bottom="1020" w:left="1134" w:header="720" w:footer="720" w:gutter="0"/>
       <w:cols w:space="720"/>
       <w:docGrid w:linePitch="360"/>
     </w:sectPr>
@@ -449,60 +380,11 @@
   <w:p>
     <w:pPr>
       <w:pStyle w:val="Footer"/>
-      <w:spacing w:before="0" w:after="0"/>
       <w:jc w:val="right"/>
     </w:pPr>
-    <w:r>
-      <w:rPr>
-        <w:rFonts w:ascii="Calibri" w:hAnsi="Calibri" w:cs="Calibri"/>
-        <w:color w:val="666666"/>
-        <w:sz w:val="18"/>
-      </w:rPr>
-      <w:t xml:space="preserve">Страница </w:t>
-    </w:r>
-    <w:r>
-      <w:rPr>
-        <w:rFonts w:ascii="Calibri" w:hAnsi="Calibri" w:cs="Calibri"/>
-        <w:color w:val="666666"/>
-        <w:sz w:val="18"/>
-      </w:rPr>
-      <w:fldChar w:fldCharType="begin"/>
-      <w:instrText xml:space="preserve"> PAGE </w:instrText>
-      <w:fldChar w:fldCharType="separate"/>
-      <w:t>1</w:t>
-      <w:fldChar w:fldCharType="end"/>
-    </w:r>
+    <w:fldSimple w:instr="PAGE"/>
   </w:p>
 </w:ftr>
-</file>
-
-<file path=word/header1.xml><?xml version="1.0" encoding="utf-8"?>
-<w:hdr xmlns:m="http://schemas.openxmlformats.org/officeDocument/2006/math" xmlns:mc="http://schemas.openxmlformats.org/markup-compatibility/2006" xmlns:mo="http://schemas.microsoft.com/office/mac/office/2008/main" xmlns:mv="urn:schemas-microsoft-com:mac:vml" xmlns:o="urn:schemas-microsoft-com:office:office" xmlns:r="http://schemas.openxmlformats.org/officeDocument/2006/relationships" xmlns:v="urn:schemas-microsoft-com:vml" xmlns:w10="urn:schemas-microsoft-com:office:word" xmlns:w14="http://schemas.microsoft.com/office/word/2010/wordml" xmlns:w="http://schemas.openxmlformats.org/wordprocessingml/2006/main" xmlns:wne="http://schemas.microsoft.com/office/word/2006/wordml" xmlns:wp14="http://schemas.microsoft.com/office/word/2010/wordprocessingDrawing" xmlns:wp="http://schemas.openxmlformats.org/drawingml/2006/wordprocessingDrawing" xmlns:wpc="http://schemas.microsoft.com/office/word/2010/wordprocessingCanvas" xmlns:wpg="http://schemas.microsoft.com/office/word/2010/wordprocessingGroup" xmlns:wpi="http://schemas.microsoft.com/office/word/2010/wordprocessingInk" xmlns:wps="http://schemas.microsoft.com/office/word/2010/wordprocessingShape" mc:Ignorable="w14 wp14">
-  <w:p>
-    <w:pPr>
-      <w:pStyle w:val="Header"/>
-      <w:spacing w:after="0"/>
-      <w:jc w:val="left"/>
-    </w:pPr>
-    <w:r>
-      <w:rPr>
-        <w:rFonts w:ascii="Calibri" w:hAnsi="Calibri" w:cs="Calibri"/>
-        <w:b/>
-        <w:color w:val="666666"/>
-        <w:sz w:val="18"/>
-      </w:rPr>
-      <w:t>Открытия и изобретения</w:t>
-    </w:r>
-    <w:r>
-      <w:rPr>
-        <w:rFonts w:ascii="Calibri" w:hAnsi="Calibri" w:cs="Calibri"/>
-        <w:color w:val="666666"/>
-        <w:sz w:val="18"/>
-      </w:rPr>
-      <w:t xml:space="preserve">    |    4. Медицина, биология и общественное здравоохранение</w:t>
-    </w:r>
-  </w:p>
-</w:hdr>
 </file>
 
 <file path=word/numbering.xml><?xml version="1.0" encoding="utf-8"?>
@@ -705,78 +587,6 @@
   <w:num w:numId="9">
     <w:abstractNumId w:val="0"/>
   </w:num>
-  <w:abstractNum w:abstractNumId="9">
-    <w:multiLevelType w:val="singleLevel"/>
-    <w:lvl w:ilvl="0">
-      <w:start w:val="1"/>
-      <w:numFmt w:val="bullet"/>
-      <w:lvlText w:val="•"/>
-      <w:lvlJc w:val="left"/>
-      <w:pPr>
-        <w:tabs>
-          <w:tab w:val="num" w:pos="540"/>
-        </w:tabs>
-        <w:ind w:left="540" w:hanging="270"/>
-      </w:pPr>
-    </w:lvl>
-  </w:abstractNum>
-  <w:num w:numId="10">
-    <w:abstractNumId w:val="9"/>
-  </w:num>
-  <w:abstractNum w:abstractNumId="10">
-    <w:multiLevelType w:val="singleLevel"/>
-    <w:lvl w:ilvl="0">
-      <w:start w:val="1"/>
-      <w:numFmt w:val="decimal"/>
-      <w:lvlText w:val="%1."/>
-      <w:lvlJc w:val="left"/>
-      <w:pPr>
-        <w:tabs>
-          <w:tab w:val="num" w:pos="540"/>
-        </w:tabs>
-        <w:ind w:left="540" w:hanging="270"/>
-      </w:pPr>
-    </w:lvl>
-  </w:abstractNum>
-  <w:num w:numId="11">
-    <w:abstractNumId w:val="10"/>
-  </w:num>
-  <w:abstractNum w:abstractNumId="11">
-    <w:multiLevelType w:val="singleLevel"/>
-    <w:lvl w:ilvl="0">
-      <w:start w:val="1"/>
-      <w:numFmt w:val="decimal"/>
-      <w:lvlText w:val="%1."/>
-      <w:lvlJc w:val="left"/>
-      <w:pPr>
-        <w:tabs>
-          <w:tab w:val="num" w:pos="540"/>
-        </w:tabs>
-        <w:ind w:left="540" w:hanging="270"/>
-      </w:pPr>
-    </w:lvl>
-  </w:abstractNum>
-  <w:num w:numId="12">
-    <w:abstractNumId w:val="11"/>
-  </w:num>
-  <w:abstractNum w:abstractNumId="12">
-    <w:multiLevelType w:val="singleLevel"/>
-    <w:lvl w:ilvl="0">
-      <w:start w:val="1"/>
-      <w:numFmt w:val="decimal"/>
-      <w:lvlText w:val="%1."/>
-      <w:lvlJc w:val="left"/>
-      <w:pPr>
-        <w:tabs>
-          <w:tab w:val="num" w:pos="540"/>
-        </w:tabs>
-        <w:ind w:left="540" w:hanging="270"/>
-      </w:pPr>
-    </w:lvl>
-  </w:abstractNum>
-  <w:num w:numId="13">
-    <w:abstractNumId w:val="12"/>
-  </w:num>
 </w:numbering>
 </file>
 
@@ -785,7 +595,7 @@
   <w:docDefaults>
     <w:rPrDefault>
       <w:rPr>
-        <w:rFonts w:asciiTheme="minorHAnsi" w:eastAsiaTheme="minorEastAsia" w:hAnsiTheme="minorHAnsi" w:cstheme="minorBidi"/>
+        <w:rFonts/>
         <w:sz w:val="22"/>
         <w:szCs w:val="22"/>
         <w:lang w:val="en-US" w:eastAsia="en-US" w:bidi="ar-SA"/>
@@ -941,12 +751,13 @@
     <w:qFormat/>
     <w:rsid w:val="00FC693F"/>
     <w:pPr>
-      <w:widowControl/>
-      <w:spacing w:before="0" w:after="120" w:line="300" w:lineRule="auto"/>
+      <w:spacing w:after="120" w:line="259" w:lineRule="auto"/>
     </w:pPr>
     <w:rPr>
-      <w:rFonts w:ascii="Calibri" w:hAnsi="Calibri" w:cs="Calibri"/>
-      <w:sz w:val="22"/>
+      <w:rFonts w:ascii="Times New Roman" w:hAnsi="Times New Roman"/>
+      <w:color w:val="000000"/>
+      <w:sz w:val="24"/>
+      <w:lang w:val="ru-RU"/>
     </w:rPr>
   </w:style>
   <w:style w:type="paragraph" w:styleId="Header">
@@ -1004,16 +815,17 @@
     <w:pPr>
       <w:keepNext/>
       <w:keepLines/>
-      <w:spacing w:before="360" w:after="200"/>
+      <w:spacing w:before="480" w:after="120" w:line="259" w:lineRule="auto"/>
       <w:outlineLvl w:val="0"/>
     </w:pPr>
     <w:rPr>
-      <w:rFonts w:asciiTheme="majorHAnsi" w:eastAsiaTheme="majorEastAsia" w:hAnsiTheme="majorHAnsi" w:cstheme="majorBidi" w:ascii="Calibri" w:hAnsi="Calibri" w:cs="Calibri"/>
+      <w:rFonts w:ascii="Times New Roman" w:hAnsi="Times New Roman"/>
       <w:b/>
       <w:bCs/>
-      <w:color w:val="2E74B5"/>
-      <w:sz w:val="32"/>
+      <w:color w:val="000000"/>
+      <w:sz w:val="26"/>
       <w:szCs w:val="28"/>
+      <w:lang w:val="ru-RU"/>
     </w:rPr>
   </w:style>
   <w:style w:type="paragraph" w:styleId="Heading2">
@@ -1028,16 +840,17 @@
     <w:pPr>
       <w:keepNext/>
       <w:keepLines/>
-      <w:spacing w:before="280" w:after="140"/>
+      <w:spacing w:before="200" w:after="120" w:line="259" w:lineRule="auto"/>
       <w:outlineLvl w:val="1"/>
     </w:pPr>
     <w:rPr>
-      <w:rFonts w:asciiTheme="majorHAnsi" w:eastAsiaTheme="majorEastAsia" w:hAnsiTheme="majorHAnsi" w:cstheme="majorBidi" w:ascii="Calibri" w:hAnsi="Calibri" w:cs="Calibri"/>
+      <w:rFonts w:ascii="Times New Roman" w:hAnsi="Times New Roman"/>
       <w:b/>
       <w:bCs/>
-      <w:color w:val="2E74B5"/>
+      <w:color w:val="000000"/>
       <w:sz w:val="26"/>
       <w:szCs w:val="26"/>
+      <w:lang w:val="ru-RU"/>
     </w:rPr>
   </w:style>
   <w:style w:type="paragraph" w:styleId="Heading3">
@@ -1052,15 +865,14 @@
     <w:pPr>
       <w:keepNext/>
       <w:keepLines/>
-      <w:spacing w:before="200" w:after="100"/>
+      <w:spacing w:before="200" w:after="0"/>
       <w:outlineLvl w:val="2"/>
     </w:pPr>
     <w:rPr>
-      <w:rFonts w:asciiTheme="majorHAnsi" w:eastAsiaTheme="majorEastAsia" w:hAnsiTheme="majorHAnsi" w:cstheme="majorBidi" w:ascii="Calibri" w:hAnsi="Calibri" w:cs="Calibri"/>
+      <w:rFonts/>
       <w:b/>
       <w:bCs/>
-      <w:color w:val="1F4D78"/>
-      <w:sz w:val="24"/>
+      <w:color w:val="4F81BD" w:themeColor="accent1"/>
     </w:rPr>
   </w:style>
   <w:style w:type="paragraph" w:styleId="Heading4">
@@ -1080,7 +892,7 @@
       <w:outlineLvl w:val="3"/>
     </w:pPr>
     <w:rPr>
-      <w:rFonts w:asciiTheme="majorHAnsi" w:eastAsiaTheme="majorEastAsia" w:hAnsiTheme="majorHAnsi" w:cstheme="majorBidi"/>
+      <w:rFonts/>
       <w:b/>
       <w:bCs/>
       <w:i/>
@@ -1105,7 +917,7 @@
       <w:outlineLvl w:val="4"/>
     </w:pPr>
     <w:rPr>
-      <w:rFonts w:asciiTheme="majorHAnsi" w:eastAsiaTheme="majorEastAsia" w:hAnsiTheme="majorHAnsi" w:cstheme="majorBidi"/>
+      <w:rFonts/>
       <w:color w:val="243F60" w:themeColor="accent1" w:themeShade="7F"/>
     </w:rPr>
   </w:style>
@@ -1126,7 +938,7 @@
       <w:outlineLvl w:val="5"/>
     </w:pPr>
     <w:rPr>
-      <w:rFonts w:asciiTheme="majorHAnsi" w:eastAsiaTheme="majorEastAsia" w:hAnsiTheme="majorHAnsi" w:cstheme="majorBidi"/>
+      <w:rFonts/>
       <w:i/>
       <w:iCs/>
       <w:color w:val="243F60" w:themeColor="accent1" w:themeShade="7F"/>
@@ -1149,7 +961,7 @@
       <w:outlineLvl w:val="6"/>
     </w:pPr>
     <w:rPr>
-      <w:rFonts w:asciiTheme="majorHAnsi" w:eastAsiaTheme="majorEastAsia" w:hAnsiTheme="majorHAnsi" w:cstheme="majorBidi"/>
+      <w:rFonts/>
       <w:i/>
       <w:iCs/>
       <w:color w:val="404040" w:themeColor="text1" w:themeTint="BF"/>
@@ -1172,7 +984,7 @@
       <w:outlineLvl w:val="7"/>
     </w:pPr>
     <w:rPr>
-      <w:rFonts w:asciiTheme="majorHAnsi" w:eastAsiaTheme="majorEastAsia" w:hAnsiTheme="majorHAnsi" w:cstheme="majorBidi"/>
+      <w:rFonts/>
       <w:color w:val="4F81BD" w:themeColor="accent1"/>
       <w:sz w:val="20"/>
       <w:szCs w:val="20"/>
@@ -1195,7 +1007,7 @@
       <w:outlineLvl w:val="8"/>
     </w:pPr>
     <w:rPr>
-      <w:rFonts w:asciiTheme="majorHAnsi" w:eastAsiaTheme="majorEastAsia" w:hAnsiTheme="majorHAnsi" w:cstheme="majorBidi"/>
+      <w:rFonts/>
       <w:i/>
       <w:iCs/>
       <w:color w:val="404040" w:themeColor="text1" w:themeTint="BF"/>
@@ -1246,7 +1058,7 @@
     <w:uiPriority w:val="9"/>
     <w:rsid w:val="00FC693F"/>
     <w:rPr>
-      <w:rFonts w:asciiTheme="majorHAnsi" w:eastAsiaTheme="majorEastAsia" w:hAnsiTheme="majorHAnsi" w:cstheme="majorBidi"/>
+      <w:rFonts/>
       <w:b/>
       <w:bCs/>
       <w:color w:val="365F91" w:themeColor="accent1" w:themeShade="BF"/>
@@ -1261,7 +1073,7 @@
     <w:uiPriority w:val="9"/>
     <w:rsid w:val="00FC693F"/>
     <w:rPr>
-      <w:rFonts w:asciiTheme="majorHAnsi" w:eastAsiaTheme="majorEastAsia" w:hAnsiTheme="majorHAnsi" w:cstheme="majorBidi"/>
+      <w:rFonts/>
       <w:b/>
       <w:bCs/>
       <w:color w:val="4F81BD" w:themeColor="accent1"/>
@@ -1276,7 +1088,7 @@
     <w:uiPriority w:val="9"/>
     <w:rsid w:val="00FC693F"/>
     <w:rPr>
-      <w:rFonts w:asciiTheme="majorHAnsi" w:eastAsiaTheme="majorEastAsia" w:hAnsiTheme="majorHAnsi" w:cstheme="majorBidi"/>
+      <w:rFonts/>
       <w:b/>
       <w:bCs/>
       <w:color w:val="4F81BD" w:themeColor="accent1"/>
@@ -1291,19 +1103,17 @@
     <w:qFormat/>
     <w:rsid w:val="00FC693F"/>
     <w:pPr>
-      <w:pBdr>
-        <w:bottom w:val="single" w:sz="8" w:space="4" w:color="4F81BD" w:themeColor="accent1"/>
-      </w:pBdr>
-      <w:spacing w:after="300" w:line="240" w:lineRule="auto"/>
+      <w:spacing w:after="120" w:line="259" w:lineRule="auto"/>
       <w:contextualSpacing/>
     </w:pPr>
     <w:rPr>
-      <w:rFonts w:asciiTheme="majorHAnsi" w:eastAsiaTheme="majorEastAsia" w:hAnsiTheme="majorHAnsi" w:cstheme="majorBidi"/>
-      <w:color w:val="17365D" w:themeColor="text2" w:themeShade="BF"/>
+      <w:rFonts w:ascii="Times New Roman" w:hAnsi="Times New Roman"/>
+      <w:color w:val="000000"/>
       <w:spacing w:val="5"/>
       <w:kern w:val="28"/>
-      <w:sz w:val="52"/>
+      <w:sz w:val="40"/>
       <w:szCs w:val="52"/>
+      <w:lang w:val="ru-RU"/>
     </w:rPr>
   </w:style>
   <w:style w:type="character" w:customStyle="1" w:styleId="TitleChar">
@@ -1313,7 +1123,7 @@
     <w:uiPriority w:val="10"/>
     <w:rsid w:val="00FC693F"/>
     <w:rPr>
-      <w:rFonts w:asciiTheme="majorHAnsi" w:eastAsiaTheme="majorEastAsia" w:hAnsiTheme="majorHAnsi" w:cstheme="majorBidi"/>
+      <w:rFonts/>
       <w:color w:val="17365D" w:themeColor="text2" w:themeShade="BF"/>
       <w:spacing w:val="5"/>
       <w:kern w:val="28"/>
@@ -1335,7 +1145,7 @@
       </w:numPr>
     </w:pPr>
     <w:rPr>
-      <w:rFonts w:asciiTheme="majorHAnsi" w:eastAsiaTheme="majorEastAsia" w:hAnsiTheme="majorHAnsi" w:cstheme="majorBidi"/>
+      <w:rFonts/>
       <w:i/>
       <w:iCs/>
       <w:color w:val="4F81BD" w:themeColor="accent1"/>
@@ -1351,7 +1161,7 @@
     <w:uiPriority w:val="11"/>
     <w:rsid w:val="00FC693F"/>
     <w:rPr>
-      <w:rFonts w:asciiTheme="majorHAnsi" w:eastAsiaTheme="majorEastAsia" w:hAnsiTheme="majorHAnsi" w:cstheme="majorBidi"/>
+      <w:rFonts/>
       <w:i/>
       <w:iCs/>
       <w:color w:val="4F81BD" w:themeColor="accent1"/>
@@ -1476,8 +1286,15 @@
       <w:numPr>
         <w:numId w:val="1"/>
       </w:numPr>
+      <w:spacing w:after="120" w:line="259" w:lineRule="auto"/>
       <w:contextualSpacing/>
     </w:pPr>
+    <w:rPr>
+      <w:rFonts w:ascii="Times New Roman" w:hAnsi="Times New Roman"/>
+      <w:color w:val="000000"/>
+      <w:sz w:val="24"/>
+      <w:lang w:val="ru-RU"/>
+    </w:rPr>
   </w:style>
   <w:style w:type="paragraph" w:styleId="ListBullet2">
     <w:name w:val="List Bullet 2"/>
@@ -1649,7 +1466,7 @@
     <w:semiHidden/>
     <w:rsid w:val="00FC693F"/>
     <w:rPr>
-      <w:rFonts w:asciiTheme="majorHAnsi" w:eastAsiaTheme="majorEastAsia" w:hAnsiTheme="majorHAnsi" w:cstheme="majorBidi"/>
+      <w:rFonts/>
       <w:b/>
       <w:bCs/>
       <w:i/>
@@ -1665,7 +1482,7 @@
     <w:semiHidden/>
     <w:rsid w:val="00FC693F"/>
     <w:rPr>
-      <w:rFonts w:asciiTheme="majorHAnsi" w:eastAsiaTheme="majorEastAsia" w:hAnsiTheme="majorHAnsi" w:cstheme="majorBidi"/>
+      <w:rFonts/>
       <w:color w:val="243F60" w:themeColor="accent1" w:themeShade="7F"/>
     </w:rPr>
   </w:style>
@@ -1677,7 +1494,7 @@
     <w:semiHidden/>
     <w:rsid w:val="00FC693F"/>
     <w:rPr>
-      <w:rFonts w:asciiTheme="majorHAnsi" w:eastAsiaTheme="majorEastAsia" w:hAnsiTheme="majorHAnsi" w:cstheme="majorBidi"/>
+      <w:rFonts/>
       <w:i/>
       <w:iCs/>
       <w:color w:val="243F60" w:themeColor="accent1" w:themeShade="7F"/>
@@ -1691,7 +1508,7 @@
     <w:semiHidden/>
     <w:rsid w:val="00FC693F"/>
     <w:rPr>
-      <w:rFonts w:asciiTheme="majorHAnsi" w:eastAsiaTheme="majorEastAsia" w:hAnsiTheme="majorHAnsi" w:cstheme="majorBidi"/>
+      <w:rFonts/>
       <w:i/>
       <w:iCs/>
       <w:color w:val="404040" w:themeColor="text1" w:themeTint="BF"/>
@@ -1705,7 +1522,7 @@
     <w:semiHidden/>
     <w:rsid w:val="00FC693F"/>
     <w:rPr>
-      <w:rFonts w:asciiTheme="majorHAnsi" w:eastAsiaTheme="majorEastAsia" w:hAnsiTheme="majorHAnsi" w:cstheme="majorBidi"/>
+      <w:rFonts/>
       <w:color w:val="4F81BD" w:themeColor="accent1"/>
       <w:sz w:val="20"/>
       <w:szCs w:val="20"/>
@@ -1719,7 +1536,7 @@
     <w:semiHidden/>
     <w:rsid w:val="00FC693F"/>
     <w:rPr>
-      <w:rFonts w:asciiTheme="majorHAnsi" w:eastAsiaTheme="majorEastAsia" w:hAnsiTheme="majorHAnsi" w:cstheme="majorBidi"/>
+      <w:rFonts/>
       <w:i/>
       <w:iCs/>
       <w:color w:val="404040" w:themeColor="text1" w:themeTint="BF"/>
@@ -1778,9 +1595,6 @@
     <w:qFormat/>
     <w:rsid w:val="00FC693F"/>
     <w:pPr>
-      <w:pBdr>
-        <w:bottom w:val="single" w:sz="4" w:space="4" w:color="4F81BD" w:themeColor="accent1"/>
-      </w:pBdr>
       <w:spacing w:before="200" w:after="280"/>
       <w:ind w:left="936" w:right="936"/>
     </w:pPr>
@@ -3308,7 +3122,7 @@
         <w:spacing w:before="0" w:after="0" w:line="240" w:lineRule="auto"/>
       </w:pPr>
       <w:rPr>
-        <w:rFonts w:asciiTheme="majorHAnsi" w:eastAsiaTheme="majorEastAsia" w:hAnsiTheme="majorHAnsi" w:cstheme="majorBidi"/>
+        <w:rFonts/>
         <w:b/>
         <w:bCs/>
       </w:rPr>
@@ -3329,7 +3143,7 @@
         <w:spacing w:before="0" w:after="0" w:line="240" w:lineRule="auto"/>
       </w:pPr>
       <w:rPr>
-        <w:rFonts w:asciiTheme="majorHAnsi" w:eastAsiaTheme="majorEastAsia" w:hAnsiTheme="majorHAnsi" w:cstheme="majorBidi"/>
+        <w:rFonts/>
         <w:b/>
         <w:bCs/>
       </w:rPr>
@@ -3347,14 +3161,14 @@
     </w:tblStylePr>
     <w:tblStylePr w:type="firstCol">
       <w:rPr>
-        <w:rFonts w:asciiTheme="majorHAnsi" w:eastAsiaTheme="majorEastAsia" w:hAnsiTheme="majorHAnsi" w:cstheme="majorBidi"/>
+        <w:rFonts/>
         <w:b/>
         <w:bCs/>
       </w:rPr>
     </w:tblStylePr>
     <w:tblStylePr w:type="lastCol">
       <w:rPr>
-        <w:rFonts w:asciiTheme="majorHAnsi" w:eastAsiaTheme="majorEastAsia" w:hAnsiTheme="majorHAnsi" w:cstheme="majorBidi"/>
+        <w:rFonts/>
         <w:b/>
         <w:bCs/>
       </w:rPr>
@@ -3438,7 +3252,7 @@
         <w:spacing w:before="0" w:after="0" w:line="240" w:lineRule="auto"/>
       </w:pPr>
       <w:rPr>
-        <w:rFonts w:asciiTheme="majorHAnsi" w:eastAsiaTheme="majorEastAsia" w:hAnsiTheme="majorHAnsi" w:cstheme="majorBidi"/>
+        <w:rFonts/>
         <w:b/>
         <w:bCs/>
       </w:rPr>
@@ -3459,7 +3273,7 @@
         <w:spacing w:before="0" w:after="0" w:line="240" w:lineRule="auto"/>
       </w:pPr>
       <w:rPr>
-        <w:rFonts w:asciiTheme="majorHAnsi" w:eastAsiaTheme="majorEastAsia" w:hAnsiTheme="majorHAnsi" w:cstheme="majorBidi"/>
+        <w:rFonts/>
         <w:b/>
         <w:bCs/>
       </w:rPr>
@@ -3477,14 +3291,14 @@
     </w:tblStylePr>
     <w:tblStylePr w:type="firstCol">
       <w:rPr>
-        <w:rFonts w:asciiTheme="majorHAnsi" w:eastAsiaTheme="majorEastAsia" w:hAnsiTheme="majorHAnsi" w:cstheme="majorBidi"/>
+        <w:rFonts/>
         <w:b/>
         <w:bCs/>
       </w:rPr>
     </w:tblStylePr>
     <w:tblStylePr w:type="lastCol">
       <w:rPr>
-        <w:rFonts w:asciiTheme="majorHAnsi" w:eastAsiaTheme="majorEastAsia" w:hAnsiTheme="majorHAnsi" w:cstheme="majorBidi"/>
+        <w:rFonts/>
         <w:b/>
         <w:bCs/>
       </w:rPr>
@@ -3568,7 +3382,7 @@
         <w:spacing w:before="0" w:after="0" w:line="240" w:lineRule="auto"/>
       </w:pPr>
       <w:rPr>
-        <w:rFonts w:asciiTheme="majorHAnsi" w:eastAsiaTheme="majorEastAsia" w:hAnsiTheme="majorHAnsi" w:cstheme="majorBidi"/>
+        <w:rFonts/>
         <w:b/>
         <w:bCs/>
       </w:rPr>
@@ -3589,7 +3403,7 @@
         <w:spacing w:before="0" w:after="0" w:line="240" w:lineRule="auto"/>
       </w:pPr>
       <w:rPr>
-        <w:rFonts w:asciiTheme="majorHAnsi" w:eastAsiaTheme="majorEastAsia" w:hAnsiTheme="majorHAnsi" w:cstheme="majorBidi"/>
+        <w:rFonts/>
         <w:b/>
         <w:bCs/>
       </w:rPr>
@@ -3607,14 +3421,14 @@
     </w:tblStylePr>
     <w:tblStylePr w:type="firstCol">
       <w:rPr>
-        <w:rFonts w:asciiTheme="majorHAnsi" w:eastAsiaTheme="majorEastAsia" w:hAnsiTheme="majorHAnsi" w:cstheme="majorBidi"/>
+        <w:rFonts/>
         <w:b/>
         <w:bCs/>
       </w:rPr>
     </w:tblStylePr>
     <w:tblStylePr w:type="lastCol">
       <w:rPr>
-        <w:rFonts w:asciiTheme="majorHAnsi" w:eastAsiaTheme="majorEastAsia" w:hAnsiTheme="majorHAnsi" w:cstheme="majorBidi"/>
+        <w:rFonts/>
         <w:b/>
         <w:bCs/>
       </w:rPr>
@@ -3698,7 +3512,7 @@
         <w:spacing w:before="0" w:after="0" w:line="240" w:lineRule="auto"/>
       </w:pPr>
       <w:rPr>
-        <w:rFonts w:asciiTheme="majorHAnsi" w:eastAsiaTheme="majorEastAsia" w:hAnsiTheme="majorHAnsi" w:cstheme="majorBidi"/>
+        <w:rFonts/>
         <w:b/>
         <w:bCs/>
       </w:rPr>
@@ -3719,7 +3533,7 @@
         <w:spacing w:before="0" w:after="0" w:line="240" w:lineRule="auto"/>
       </w:pPr>
       <w:rPr>
-        <w:rFonts w:asciiTheme="majorHAnsi" w:eastAsiaTheme="majorEastAsia" w:hAnsiTheme="majorHAnsi" w:cstheme="majorBidi"/>
+        <w:rFonts/>
         <w:b/>
         <w:bCs/>
       </w:rPr>
@@ -3737,14 +3551,14 @@
     </w:tblStylePr>
     <w:tblStylePr w:type="firstCol">
       <w:rPr>
-        <w:rFonts w:asciiTheme="majorHAnsi" w:eastAsiaTheme="majorEastAsia" w:hAnsiTheme="majorHAnsi" w:cstheme="majorBidi"/>
+        <w:rFonts/>
         <w:b/>
         <w:bCs/>
       </w:rPr>
     </w:tblStylePr>
     <w:tblStylePr w:type="lastCol">
       <w:rPr>
-        <w:rFonts w:asciiTheme="majorHAnsi" w:eastAsiaTheme="majorEastAsia" w:hAnsiTheme="majorHAnsi" w:cstheme="majorBidi"/>
+        <w:rFonts/>
         <w:b/>
         <w:bCs/>
       </w:rPr>
@@ -3828,7 +3642,7 @@
         <w:spacing w:before="0" w:after="0" w:line="240" w:lineRule="auto"/>
       </w:pPr>
       <w:rPr>
-        <w:rFonts w:asciiTheme="majorHAnsi" w:eastAsiaTheme="majorEastAsia" w:hAnsiTheme="majorHAnsi" w:cstheme="majorBidi"/>
+        <w:rFonts/>
         <w:b/>
         <w:bCs/>
       </w:rPr>
@@ -3849,7 +3663,7 @@
         <w:spacing w:before="0" w:after="0" w:line="240" w:lineRule="auto"/>
       </w:pPr>
       <w:rPr>
-        <w:rFonts w:asciiTheme="majorHAnsi" w:eastAsiaTheme="majorEastAsia" w:hAnsiTheme="majorHAnsi" w:cstheme="majorBidi"/>
+        <w:rFonts/>
         <w:b/>
         <w:bCs/>
       </w:rPr>
@@ -3867,14 +3681,14 @@
     </w:tblStylePr>
     <w:tblStylePr w:type="firstCol">
       <w:rPr>
-        <w:rFonts w:asciiTheme="majorHAnsi" w:eastAsiaTheme="majorEastAsia" w:hAnsiTheme="majorHAnsi" w:cstheme="majorBidi"/>
+        <w:rFonts/>
         <w:b/>
         <w:bCs/>
       </w:rPr>
     </w:tblStylePr>
     <w:tblStylePr w:type="lastCol">
       <w:rPr>
-        <w:rFonts w:asciiTheme="majorHAnsi" w:eastAsiaTheme="majorEastAsia" w:hAnsiTheme="majorHAnsi" w:cstheme="majorBidi"/>
+        <w:rFonts/>
         <w:b/>
         <w:bCs/>
       </w:rPr>
@@ -3958,7 +3772,7 @@
         <w:spacing w:before="0" w:after="0" w:line="240" w:lineRule="auto"/>
       </w:pPr>
       <w:rPr>
-        <w:rFonts w:asciiTheme="majorHAnsi" w:eastAsiaTheme="majorEastAsia" w:hAnsiTheme="majorHAnsi" w:cstheme="majorBidi"/>
+        <w:rFonts/>
         <w:b/>
         <w:bCs/>
       </w:rPr>
@@ -3979,7 +3793,7 @@
         <w:spacing w:before="0" w:after="0" w:line="240" w:lineRule="auto"/>
       </w:pPr>
       <w:rPr>
-        <w:rFonts w:asciiTheme="majorHAnsi" w:eastAsiaTheme="majorEastAsia" w:hAnsiTheme="majorHAnsi" w:cstheme="majorBidi"/>
+        <w:rFonts/>
         <w:b/>
         <w:bCs/>
       </w:rPr>
@@ -3997,14 +3811,14 @@
     </w:tblStylePr>
     <w:tblStylePr w:type="firstCol">
       <w:rPr>
-        <w:rFonts w:asciiTheme="majorHAnsi" w:eastAsiaTheme="majorEastAsia" w:hAnsiTheme="majorHAnsi" w:cstheme="majorBidi"/>
+        <w:rFonts/>
         <w:b/>
         <w:bCs/>
       </w:rPr>
     </w:tblStylePr>
     <w:tblStylePr w:type="lastCol">
       <w:rPr>
-        <w:rFonts w:asciiTheme="majorHAnsi" w:eastAsiaTheme="majorEastAsia" w:hAnsiTheme="majorHAnsi" w:cstheme="majorBidi"/>
+        <w:rFonts/>
         <w:b/>
         <w:bCs/>
       </w:rPr>
@@ -4088,7 +3902,7 @@
         <w:spacing w:before="0" w:after="0" w:line="240" w:lineRule="auto"/>
       </w:pPr>
       <w:rPr>
-        <w:rFonts w:asciiTheme="majorHAnsi" w:eastAsiaTheme="majorEastAsia" w:hAnsiTheme="majorHAnsi" w:cstheme="majorBidi"/>
+        <w:rFonts/>
         <w:b/>
         <w:bCs/>
       </w:rPr>
@@ -4109,7 +3923,7 @@
         <w:spacing w:before="0" w:after="0" w:line="240" w:lineRule="auto"/>
       </w:pPr>
       <w:rPr>
-        <w:rFonts w:asciiTheme="majorHAnsi" w:eastAsiaTheme="majorEastAsia" w:hAnsiTheme="majorHAnsi" w:cstheme="majorBidi"/>
+        <w:rFonts/>
         <w:b/>
         <w:bCs/>
       </w:rPr>
@@ -4127,14 +3941,14 @@
     </w:tblStylePr>
     <w:tblStylePr w:type="firstCol">
       <w:rPr>
-        <w:rFonts w:asciiTheme="majorHAnsi" w:eastAsiaTheme="majorEastAsia" w:hAnsiTheme="majorHAnsi" w:cstheme="majorBidi"/>
+        <w:rFonts/>
         <w:b/>
         <w:bCs/>
       </w:rPr>
     </w:tblStylePr>
     <w:tblStylePr w:type="lastCol">
       <w:rPr>
-        <w:rFonts w:asciiTheme="majorHAnsi" w:eastAsiaTheme="majorEastAsia" w:hAnsiTheme="majorHAnsi" w:cstheme="majorBidi"/>
+        <w:rFonts/>
         <w:b/>
         <w:bCs/>
       </w:rPr>
@@ -5999,7 +5813,7 @@
     </w:tblPr>
     <w:tblStylePr w:type="firstRow">
       <w:rPr>
-        <w:rFonts w:asciiTheme="majorHAnsi" w:eastAsiaTheme="majorEastAsia" w:hAnsiTheme="majorHAnsi" w:cstheme="majorBidi"/>
+        <w:rFonts/>
       </w:rPr>
       <w:tblPr/>
       <w:tcPr>
@@ -6083,7 +5897,7 @@
     </w:tblPr>
     <w:tblStylePr w:type="firstRow">
       <w:rPr>
-        <w:rFonts w:asciiTheme="majorHAnsi" w:eastAsiaTheme="majorEastAsia" w:hAnsiTheme="majorHAnsi" w:cstheme="majorBidi"/>
+        <w:rFonts/>
       </w:rPr>
       <w:tblPr/>
       <w:tcPr>
@@ -6167,7 +5981,7 @@
     </w:tblPr>
     <w:tblStylePr w:type="firstRow">
       <w:rPr>
-        <w:rFonts w:asciiTheme="majorHAnsi" w:eastAsiaTheme="majorEastAsia" w:hAnsiTheme="majorHAnsi" w:cstheme="majorBidi"/>
+        <w:rFonts/>
       </w:rPr>
       <w:tblPr/>
       <w:tcPr>
@@ -6251,7 +6065,7 @@
     </w:tblPr>
     <w:tblStylePr w:type="firstRow">
       <w:rPr>
-        <w:rFonts w:asciiTheme="majorHAnsi" w:eastAsiaTheme="majorEastAsia" w:hAnsiTheme="majorHAnsi" w:cstheme="majorBidi"/>
+        <w:rFonts/>
       </w:rPr>
       <w:tblPr/>
       <w:tcPr>
@@ -6335,7 +6149,7 @@
     </w:tblPr>
     <w:tblStylePr w:type="firstRow">
       <w:rPr>
-        <w:rFonts w:asciiTheme="majorHAnsi" w:eastAsiaTheme="majorEastAsia" w:hAnsiTheme="majorHAnsi" w:cstheme="majorBidi"/>
+        <w:rFonts/>
       </w:rPr>
       <w:tblPr/>
       <w:tcPr>
@@ -6419,7 +6233,7 @@
     </w:tblPr>
     <w:tblStylePr w:type="firstRow">
       <w:rPr>
-        <w:rFonts w:asciiTheme="majorHAnsi" w:eastAsiaTheme="majorEastAsia" w:hAnsiTheme="majorHAnsi" w:cstheme="majorBidi"/>
+        <w:rFonts/>
       </w:rPr>
       <w:tblPr/>
       <w:tcPr>
@@ -6503,7 +6317,7 @@
     </w:tblPr>
     <w:tblStylePr w:type="firstRow">
       <w:rPr>
-        <w:rFonts w:asciiTheme="majorHAnsi" w:eastAsiaTheme="majorEastAsia" w:hAnsiTheme="majorHAnsi" w:cstheme="majorBidi"/>
+        <w:rFonts/>
       </w:rPr>
       <w:tblPr/>
       <w:tcPr>
@@ -6568,7 +6382,7 @@
       <w:spacing w:after="0" w:line="240" w:lineRule="auto"/>
     </w:pPr>
     <w:rPr>
-      <w:rFonts w:asciiTheme="majorHAnsi" w:eastAsiaTheme="majorEastAsia" w:hAnsiTheme="majorHAnsi" w:cstheme="majorBidi"/>
+      <w:rFonts/>
       <w:color w:val="000000" w:themeColor="text1"/>
     </w:rPr>
     <w:tblPr>
@@ -6696,7 +6510,7 @@
       <w:spacing w:after="0" w:line="240" w:lineRule="auto"/>
     </w:pPr>
     <w:rPr>
-      <w:rFonts w:asciiTheme="majorHAnsi" w:eastAsiaTheme="majorEastAsia" w:hAnsiTheme="majorHAnsi" w:cstheme="majorBidi"/>
+      <w:rFonts/>
       <w:color w:val="000000" w:themeColor="text1"/>
     </w:rPr>
     <w:tblPr>
@@ -6824,7 +6638,7 @@
       <w:spacing w:after="0" w:line="240" w:lineRule="auto"/>
     </w:pPr>
     <w:rPr>
-      <w:rFonts w:asciiTheme="majorHAnsi" w:eastAsiaTheme="majorEastAsia" w:hAnsiTheme="majorHAnsi" w:cstheme="majorBidi"/>
+      <w:rFonts/>
       <w:color w:val="000000" w:themeColor="text1"/>
     </w:rPr>
     <w:tblPr>
@@ -6952,7 +6766,7 @@
       <w:spacing w:after="0" w:line="240" w:lineRule="auto"/>
     </w:pPr>
     <w:rPr>
-      <w:rFonts w:asciiTheme="majorHAnsi" w:eastAsiaTheme="majorEastAsia" w:hAnsiTheme="majorHAnsi" w:cstheme="majorBidi"/>
+      <w:rFonts/>
       <w:color w:val="000000" w:themeColor="text1"/>
     </w:rPr>
     <w:tblPr>
@@ -7080,7 +6894,7 @@
       <w:spacing w:after="0" w:line="240" w:lineRule="auto"/>
     </w:pPr>
     <w:rPr>
-      <w:rFonts w:asciiTheme="majorHAnsi" w:eastAsiaTheme="majorEastAsia" w:hAnsiTheme="majorHAnsi" w:cstheme="majorBidi"/>
+      <w:rFonts/>
       <w:color w:val="000000" w:themeColor="text1"/>
     </w:rPr>
     <w:tblPr>
@@ -7208,7 +7022,7 @@
       <w:spacing w:after="0" w:line="240" w:lineRule="auto"/>
     </w:pPr>
     <w:rPr>
-      <w:rFonts w:asciiTheme="majorHAnsi" w:eastAsiaTheme="majorEastAsia" w:hAnsiTheme="majorHAnsi" w:cstheme="majorBidi"/>
+      <w:rFonts/>
       <w:color w:val="000000" w:themeColor="text1"/>
     </w:rPr>
     <w:tblPr>
@@ -7336,7 +7150,7 @@
       <w:spacing w:after="0" w:line="240" w:lineRule="auto"/>
     </w:pPr>
     <w:rPr>
-      <w:rFonts w:asciiTheme="majorHAnsi" w:eastAsiaTheme="majorEastAsia" w:hAnsiTheme="majorHAnsi" w:cstheme="majorBidi"/>
+      <w:rFonts/>
       <w:color w:val="000000" w:themeColor="text1"/>
     </w:rPr>
     <w:tblPr>
@@ -7975,7 +7789,7 @@
       <w:spacing w:after="0" w:line="240" w:lineRule="auto"/>
     </w:pPr>
     <w:rPr>
-      <w:rFonts w:asciiTheme="majorHAnsi" w:eastAsiaTheme="majorEastAsia" w:hAnsiTheme="majorHAnsi" w:cstheme="majorBidi"/>
+      <w:rFonts/>
       <w:color w:val="000000" w:themeColor="text1"/>
     </w:rPr>
     <w:tblPr>
@@ -8100,7 +7914,7 @@
       <w:spacing w:after="0" w:line="240" w:lineRule="auto"/>
     </w:pPr>
     <w:rPr>
-      <w:rFonts w:asciiTheme="majorHAnsi" w:eastAsiaTheme="majorEastAsia" w:hAnsiTheme="majorHAnsi" w:cstheme="majorBidi"/>
+      <w:rFonts/>
       <w:color w:val="000000" w:themeColor="text1"/>
     </w:rPr>
     <w:tblPr>
@@ -8225,7 +8039,7 @@
       <w:spacing w:after="0" w:line="240" w:lineRule="auto"/>
     </w:pPr>
     <w:rPr>
-      <w:rFonts w:asciiTheme="majorHAnsi" w:eastAsiaTheme="majorEastAsia" w:hAnsiTheme="majorHAnsi" w:cstheme="majorBidi"/>
+      <w:rFonts/>
       <w:color w:val="000000" w:themeColor="text1"/>
     </w:rPr>
     <w:tblPr>
@@ -8350,7 +8164,7 @@
       <w:spacing w:after="0" w:line="240" w:lineRule="auto"/>
     </w:pPr>
     <w:rPr>
-      <w:rFonts w:asciiTheme="majorHAnsi" w:eastAsiaTheme="majorEastAsia" w:hAnsiTheme="majorHAnsi" w:cstheme="majorBidi"/>
+      <w:rFonts/>
       <w:color w:val="000000" w:themeColor="text1"/>
     </w:rPr>
     <w:tblPr>
@@ -8475,7 +8289,7 @@
       <w:spacing w:after="0" w:line="240" w:lineRule="auto"/>
     </w:pPr>
     <w:rPr>
-      <w:rFonts w:asciiTheme="majorHAnsi" w:eastAsiaTheme="majorEastAsia" w:hAnsiTheme="majorHAnsi" w:cstheme="majorBidi"/>
+      <w:rFonts/>
       <w:color w:val="000000" w:themeColor="text1"/>
     </w:rPr>
     <w:tblPr>
@@ -8600,7 +8414,7 @@
       <w:spacing w:after="0" w:line="240" w:lineRule="auto"/>
     </w:pPr>
     <w:rPr>
-      <w:rFonts w:asciiTheme="majorHAnsi" w:eastAsiaTheme="majorEastAsia" w:hAnsiTheme="majorHAnsi" w:cstheme="majorBidi"/>
+      <w:rFonts/>
       <w:color w:val="000000" w:themeColor="text1"/>
     </w:rPr>
     <w:tblPr>
@@ -8725,7 +8539,7 @@
       <w:spacing w:after="0" w:line="240" w:lineRule="auto"/>
     </w:pPr>
     <w:rPr>
-      <w:rFonts w:asciiTheme="majorHAnsi" w:eastAsiaTheme="majorEastAsia" w:hAnsiTheme="majorHAnsi" w:cstheme="majorBidi"/>
+      <w:rFonts/>
       <w:color w:val="000000" w:themeColor="text1"/>
     </w:rPr>
     <w:tblPr>
